--- a/Modelos/AP/FUNDEP/Memorando_aprovacao_ch_dentro_jornada_FUNDEP.docx
+++ b/Modelos/AP/FUNDEP/Memorando_aprovacao_ch_dentro_jornada_FUNDEP.docx
@@ -95,7 +95,6 @@
       <w:proofErr w:type="gramStart"/>
       <w:r>
         <w:rPr>
-          <w:color w:val="FF0000"/>
           <w:sz w:val="20"/>
           <w:szCs w:val="20"/>
         </w:rPr>
@@ -104,7 +103,6 @@
       <w:proofErr w:type="spellStart"/>
       <w:r>
         <w:rPr>
-          <w:color w:val="FF0000"/>
           <w:sz w:val="20"/>
           <w:szCs w:val="20"/>
         </w:rPr>
@@ -113,7 +111,6 @@
       <w:proofErr w:type="gramEnd"/>
       <w:r>
         <w:rPr>
-          <w:color w:val="FF0000"/>
           <w:sz w:val="20"/>
           <w:szCs w:val="20"/>
         </w:rPr>
@@ -122,7 +119,6 @@
       <w:proofErr w:type="spellEnd"/>
       <w:r>
         <w:rPr>
-          <w:color w:val="FF0000"/>
           <w:sz w:val="20"/>
           <w:szCs w:val="20"/>
         </w:rPr>
@@ -601,7 +597,7 @@
       </w:r>
       <w:proofErr w:type="spellStart"/>
       <w:r>
-        <w:t>nome</w:t>
+        <w:t>titulo</w:t>
       </w:r>
       <w:proofErr w:type="gramEnd"/>
       <w:r>
@@ -659,19 +655,11 @@
         <w:t xml:space="preserve"> da jornada de trabalho (horas semanais):</w:t>
       </w:r>
       <w:r>
-        <w:t xml:space="preserve"> </w:t>
-      </w:r>
-      <w:proofErr w:type="gramStart"/>
-      <w:r>
-        <w:t xml:space="preserve">{{ </w:t>
+        <w:t xml:space="preserve"> {{ </w:t>
       </w:r>
       <w:proofErr w:type="spellStart"/>
       <w:r>
-        <w:t>ch</w:t>
-      </w:r>
-      <w:proofErr w:type="gramEnd"/>
-      <w:r>
-        <w:t>_dentro</w:t>
+        <w:t>ch_dentro</w:t>
       </w:r>
       <w:proofErr w:type="spellEnd"/>
       <w:r>
@@ -681,22 +669,13 @@
     <w:p>
       <w:pPr>
         <w:spacing w:after="120" w:line="240" w:lineRule="auto"/>
-        <w:ind w:firstLine="708"/>
         <w:rPr>
           <w:sz w:val="20"/>
           <w:szCs w:val="20"/>
         </w:rPr>
       </w:pPr>
-    </w:p>
-    <w:p>
-      <w:pPr>
-        <w:spacing w:after="120" w:line="240" w:lineRule="auto"/>
-        <w:ind w:firstLine="708"/>
-        <w:rPr>
-          <w:sz w:val="20"/>
-          <w:szCs w:val="20"/>
-        </w:rPr>
-      </w:pPr>
+      <w:bookmarkStart w:id="1" w:name="_GoBack"/>
+      <w:bookmarkEnd w:id="1"/>
     </w:p>
     <w:tbl>
       <w:tblPr>
@@ -744,7 +723,6 @@
               <w:spacing w:after="120" w:line="240" w:lineRule="auto"/>
               <w:jc w:val="center"/>
               <w:rPr>
-                <w:color w:val="FF0000"/>
                 <w:sz w:val="20"/>
                 <w:szCs w:val="20"/>
               </w:rPr>
@@ -759,7 +737,6 @@
             <w:proofErr w:type="gramStart"/>
             <w:r>
               <w:rPr>
-                <w:color w:val="FF0000"/>
                 <w:sz w:val="20"/>
                 <w:szCs w:val="20"/>
               </w:rPr>
@@ -768,11 +745,10 @@
             <w:proofErr w:type="gramEnd"/>
             <w:r>
               <w:rPr>
-                <w:color w:val="FF0000"/>
                 <w:sz w:val="20"/>
                 <w:szCs w:val="20"/>
               </w:rPr>
-              <w:t xml:space="preserve"> }}</w:t>
+              <w:t xml:space="preserve"> }} </w:t>
             </w:r>
           </w:p>
           <w:p>
@@ -780,7 +756,6 @@
               <w:spacing w:after="120" w:line="240" w:lineRule="auto"/>
               <w:jc w:val="center"/>
               <w:rPr>
-                <w:color w:val="FF0000"/>
                 <w:sz w:val="20"/>
                 <w:szCs w:val="20"/>
               </w:rPr>
@@ -804,7 +779,6 @@
             <w:proofErr w:type="gramStart"/>
             <w:r>
               <w:rPr>
-                <w:color w:val="FF0000"/>
                 <w:sz w:val="20"/>
                 <w:szCs w:val="20"/>
               </w:rPr>
@@ -813,7 +787,6 @@
             <w:proofErr w:type="spellStart"/>
             <w:r>
               <w:rPr>
-                <w:color w:val="FF0000"/>
                 <w:sz w:val="20"/>
                 <w:szCs w:val="20"/>
               </w:rPr>
@@ -823,7 +796,6 @@
             <w:proofErr w:type="gramEnd"/>
             <w:r>
               <w:rPr>
-                <w:color w:val="FF0000"/>
                 <w:sz w:val="20"/>
                 <w:szCs w:val="20"/>
               </w:rPr>
@@ -896,7 +868,6 @@
               <w:spacing w:after="120" w:line="240" w:lineRule="auto"/>
               <w:jc w:val="center"/>
               <w:rPr>
-                <w:color w:val="FF0000"/>
                 <w:sz w:val="20"/>
                 <w:szCs w:val="20"/>
               </w:rPr>
@@ -911,7 +882,6 @@
             <w:proofErr w:type="gramStart"/>
             <w:r>
               <w:rPr>
-                <w:color w:val="FF0000"/>
                 <w:sz w:val="20"/>
                 <w:szCs w:val="20"/>
               </w:rPr>
@@ -920,7 +890,6 @@
             <w:proofErr w:type="spellStart"/>
             <w:r>
               <w:rPr>
-                <w:color w:val="FF0000"/>
                 <w:sz w:val="20"/>
                 <w:szCs w:val="20"/>
               </w:rPr>
@@ -929,7 +898,6 @@
             <w:proofErr w:type="gramEnd"/>
             <w:r>
               <w:rPr>
-                <w:color w:val="FF0000"/>
                 <w:sz w:val="20"/>
                 <w:szCs w:val="20"/>
               </w:rPr>
@@ -938,11 +906,10 @@
             <w:proofErr w:type="spellEnd"/>
             <w:r>
               <w:rPr>
-                <w:color w:val="FF0000"/>
                 <w:sz w:val="20"/>
                 <w:szCs w:val="20"/>
               </w:rPr>
-              <w:t xml:space="preserve"> }}</w:t>
+              <w:t xml:space="preserve"> }} </w:t>
             </w:r>
           </w:p>
           <w:p>
@@ -950,7 +917,6 @@
               <w:spacing w:after="120" w:line="240" w:lineRule="auto"/>
               <w:jc w:val="center"/>
               <w:rPr>
-                <w:color w:val="FF0000"/>
                 <w:sz w:val="20"/>
                 <w:szCs w:val="20"/>
               </w:rPr>
@@ -969,19 +935,11 @@
                 <w:sz w:val="20"/>
                 <w:szCs w:val="20"/>
               </w:rPr>
-              <w:t>:</w:t>
+              <w:t xml:space="preserve">: </w:t>
             </w:r>
+            <w:proofErr w:type="gramStart"/>
             <w:r>
               <w:rPr>
-                <w:color w:val="FF0000"/>
-                <w:sz w:val="20"/>
-                <w:szCs w:val="20"/>
-              </w:rPr>
-              <w:t xml:space="preserve"> </w:t>
-            </w:r>
-            <w:r>
-              <w:rPr>
-                <w:color w:val="FF0000"/>
                 <w:sz w:val="20"/>
                 <w:szCs w:val="20"/>
               </w:rPr>
@@ -990,23 +948,27 @@
             <w:proofErr w:type="spellStart"/>
             <w:r>
               <w:rPr>
-                <w:color w:val="FF0000"/>
                 <w:sz w:val="20"/>
                 <w:szCs w:val="20"/>
               </w:rPr>
-              <w:t>siape_chefia</w:t>
+              <w:t>siape</w:t>
+            </w:r>
+            <w:proofErr w:type="gramEnd"/>
+            <w:r>
+              <w:rPr>
+                <w:sz w:val="20"/>
+                <w:szCs w:val="20"/>
+              </w:rPr>
+              <w:t>_chefia</w:t>
             </w:r>
             <w:proofErr w:type="spellEnd"/>
             <w:r>
               <w:rPr>
-                <w:color w:val="FF0000"/>
                 <w:sz w:val="20"/>
                 <w:szCs w:val="20"/>
               </w:rPr>
               <w:t xml:space="preserve"> }}</w:t>
             </w:r>
-            <w:bookmarkStart w:id="1" w:name="_GoBack"/>
-            <w:bookmarkEnd w:id="1"/>
           </w:p>
         </w:tc>
       </w:tr>
